--- a/data/NyayChat/Chat/140.docx
+++ b/data/NyayChat/Chat/140.docx
@@ -1,6 +1,6 @@
 
 <file path=word/document.xml><?xml version="1.0" encoding="utf-8"?>
-<w:document xmlns:mc="http://schemas.openxmlformats.org/markup-compatibility/2006" xmlns:o="urn:schemas-microsoft-com:office:office" xmlns:r="http://schemas.openxmlformats.org/officeDocument/2006/relationships" xmlns:m="http://schemas.openxmlformats.org/officeDocument/2006/math" xmlns:v="urn:schemas-microsoft-com:vml" xmlns:wp="http://schemas.openxmlformats.org/drawingml/2006/wordprocessingDrawing" xmlns:w10="urn:schemas-microsoft-com:office:word" xmlns:w="http://schemas.openxmlformats.org/wordprocessingml/2006/main" xmlns:wne="http://schemas.microsoft.com/office/word/2006/wordml" xmlns:sl="http://schemas.openxmlformats.org/schemaLibrary/2006/main" xmlns:a="http://schemas.openxmlformats.org/drawingml/2006/main" xmlns:pic="http://schemas.openxmlformats.org/drawingml/2006/picture" xmlns:c="http://schemas.openxmlformats.org/drawingml/2006/chart" xmlns:lc="http://schemas.openxmlformats.org/drawingml/2006/lockedCanvas" xmlns:dgm="http://schemas.openxmlformats.org/drawingml/2006/diagram" xmlns:wps="http://schemas.microsoft.com/office/word/2010/wordprocessingShape" xmlns:wpg="http://schemas.microsoft.com/office/word/2010/wordprocessingGroup" xmlns:w14="http://schemas.microsoft.com/office/word/2010/wordml" xmlns:w15="http://schemas.microsoft.com/office/word/2012/wordml">
+<w:document xmlns:mc="http://schemas.openxmlformats.org/markup-compatibility/2006" xmlns:o="urn:schemas-microsoft-com:office:office" xmlns:r="http://schemas.openxmlformats.org/officeDocument/2006/relationships" xmlns:m="http://schemas.openxmlformats.org/officeDocument/2006/math" xmlns:v="urn:schemas-microsoft-com:vml" xmlns:wp="http://schemas.openxmlformats.org/drawingml/2006/wordprocessingDrawing" xmlns:w10="urn:schemas-microsoft-com:office:word" xmlns:w="http://schemas.openxmlformats.org/wordprocessingml/2006/main" xmlns:wne="http://schemas.microsoft.com/office/word/2006/wordml" xmlns:sl="http://schemas.openxmlformats.org/schemaLibrary/2006/main" xmlns:a="http://schemas.openxmlformats.org/drawingml/2006/main" xmlns:pic="http://schemas.openxmlformats.org/drawingml/2006/picture" xmlns:c="http://schemas.openxmlformats.org/drawingml/2006/chart" xmlns:lc="http://schemas.openxmlformats.org/drawingml/2006/lockedCanvas" xmlns:dgm="http://schemas.openxmlformats.org/drawingml/2006/diagram" xmlns:wps="http://schemas.microsoft.com/office/word/2010/wordprocessingShape" xmlns:wpg="http://schemas.microsoft.com/office/word/2010/wordprocessingGroup" xmlns:w14="http://schemas.microsoft.com/office/word/2010/wordml" xmlns:w15="http://schemas.microsoft.com/office/word/2012/wordml" xmlns:w16="http://schemas.microsoft.com/office/word/2018/wordml" xmlns:w16cex="http://schemas.microsoft.com/office/word/2018/wordml/cex" xmlns:w16cid="http://schemas.microsoft.com/office/word/2016/wordml/cid" xmlns="http://schemas.microsoft.com/office/tasks/2019/documenttasks" xmlns:cr="http://schemas.microsoft.com/office/comments/2020/reactions">
   <w:body>
     <w:p>
       <w:pPr>
@@ -19,17 +19,7 @@
           <w:szCs w:val="20"/>
           <w:rtl w:val="0"/>
         </w:rPr>
-        <w:t xml:space="preserve">Consumer Grievance Assistance Chatbot:</w:t>
-      </w:r>
-      <w:r>
-        <w:rPr>
-          <w:rFonts w:ascii="Arial" w:cs="Arial" w:eastAsia="Arial" w:hAnsi="Arial"/>
-          <w:b w:val="1"/>
-          <w:sz w:val="20"/>
-          <w:szCs w:val="20"/>
-          <w:rtl w:val="0"/>
-        </w:rPr>
-        <w:t xml:space="preserve"> Hi! I am your consumer grievance assistance tool. Kindly let me know how I can help you. </w:t>
+        <w:t xml:space="preserve">Consumer Grievance Assistance Chatbot: Hi! I am your consumer grievance assistance tool. Kindly let me know how I can help you. </w:t>
       </w:r>
     </w:p>
     <w:p>
@@ -548,7 +538,7 @@
           <w:b w:val="1"/>
           <w:rtl w:val="0"/>
         </w:rPr>
-        <w:t xml:space="preserve">Consumer Grievance Assistance Chatbot: In that case, you can file a complaint before the Cosmos District Consumer Grievance Redressal Forum within a period of two years from the date of cause of action i.e 08/02/2022. You can either use the E-Daakhil portal to file your complaint, or submit a physical copy of the complaint in the commission. </w:t>
+        <w:t xml:space="preserve">Consumer Grievance Assistance Chatbot: In that case, you can file a complaint before the Cosmos District Consumer Grievance Redressal Forum within a period of two years from the date of cause of action i.e 08/02/2022. You can either use the E-Jagriti portal to file your complaint, or submit a physical copy of the complaint in the commission. </w:t>
       </w:r>
     </w:p>
     <w:p>
@@ -765,16 +755,16 @@
         <w:rPr>
           <w:rtl w:val="0"/>
         </w:rPr>
-        <w:t xml:space="preserve">If you wish to register your complaint using the E-Daakhil portal, here’s the link that you can use: </w:t>
+        <w:t xml:space="preserve">If you wish to register your complaint using the E-Jagriti portal, here’s the link that you can use: </w:t>
       </w:r>
       <w:hyperlink r:id="rId7">
         <w:r>
           <w:rPr>
-            <w:color w:val="0563c1"/>
+            <w:color w:val="1155cc"/>
             <w:u w:val="single"/>
             <w:rtl w:val="0"/>
           </w:rPr>
-          <w:t xml:space="preserve">https://edaakhil.nic.in/</w:t>
+          <w:t xml:space="preserve">https://eJagriti.nic.in/</w:t>
         </w:r>
       </w:hyperlink>
       <w:r>
@@ -808,7 +798,24 @@
           <w:szCs w:val="20"/>
           <w:rtl w:val="0"/>
         </w:rPr>
-        <w:t xml:space="preserve">Below is the process for filing a consumer complaint in the Cosmos District Consumer Disputes Redressal Commission for the described dispute through the e-Daakhil platform:</w:t>
+        <w:t xml:space="preserve">Below is the process for filing a consumer complaint in the Cosmos District Consumer Disputes Redressal Commission for the described dispute through the e-</w:t>
+      </w:r>
+      <w:r>
+        <w:rPr>
+          <w:sz w:val="20"/>
+          <w:szCs w:val="20"/>
+          <w:rtl w:val="0"/>
+        </w:rPr>
+        <w:t xml:space="preserve">Jagriti</w:t>
+      </w:r>
+      <w:r>
+        <w:rPr>
+          <w:color w:val="000000"/>
+          <w:sz w:val="20"/>
+          <w:szCs w:val="20"/>
+          <w:rtl w:val="0"/>
+        </w:rPr>
+        <w:t xml:space="preserve"> platform:</w:t>
       </w:r>
       <w:r>
         <w:rPr>
@@ -882,7 +889,19 @@
             <w:vertAlign w:val="baseline"/>
             <w:rtl w:val="0"/>
           </w:rPr>
-          <w:t xml:space="preserve">e-Daakhil</w:t>
+          <w:t xml:space="preserve">e-</w:t>
+        </w:r>
+      </w:hyperlink>
+      <w:hyperlink r:id="rId9">
+        <w:r>
+          <w:rPr>
+            <w:color w:val="1155cc"/>
+            <w:sz w:val="20"/>
+            <w:szCs w:val="20"/>
+            <w:u w:val="single"/>
+            <w:rtl w:val="0"/>
+          </w:rPr>
+          <w:t xml:space="preserve">Jagriti</w:t>
         </w:r>
       </w:hyperlink>
       <w:r>
@@ -2106,7 +2125,7 @@
       <w:pPr>
         <w:rPr/>
       </w:pPr>
-      <w:hyperlink r:id="rId9">
+      <w:hyperlink r:id="rId10">
         <w:r>
           <w:rPr>
             <w:color w:val="1155cc"/>
@@ -2126,7 +2145,7 @@
       <w:pPr>
         <w:rPr/>
       </w:pPr>
-      <w:hyperlink r:id="rId10">
+      <w:hyperlink r:id="rId11">
         <w:r>
           <w:rPr>
             <w:color w:val="1155cc"/>
@@ -2146,7 +2165,7 @@
       <w:pPr>
         <w:rPr/>
       </w:pPr>
-      <w:hyperlink r:id="rId11">
+      <w:hyperlink r:id="rId12">
         <w:r>
           <w:rPr>
             <w:color w:val="1155cc"/>
@@ -2171,7 +2190,20 @@
           <w:color w:val="000000"/>
           <w:rtl w:val="0"/>
         </w:rPr>
-        <w:t xml:space="preserve">Please print and verify the names and addresses on the memorandum of parties. For the affidavit, please sign it before a notary public and have the affidavit notarized. Both documents should be scanned and uploaded to the e-daakhil portal.</w:t>
+        <w:t xml:space="preserve">Please print and verify the names and addresses on the memorandum of parties. For the affidavit, please sign it before a notary public and have the affidavit notarized. Both documents should be scanned and uploaded to the e-</w:t>
+      </w:r>
+      <w:r>
+        <w:rPr>
+          <w:rtl w:val="0"/>
+        </w:rPr>
+        <w:t xml:space="preserve">Jagriti</w:t>
+      </w:r>
+      <w:r>
+        <w:rPr>
+          <w:color w:val="000000"/>
+          <w:rtl w:val="0"/>
+        </w:rPr>
+        <w:t xml:space="preserve"> portal.</w:t>
       </w:r>
       <w:r>
         <w:rPr>
@@ -2226,7 +2258,7 @@
         </w:rPr>
         <w:t xml:space="preserve">Consumer Grievance Assistance Chatbot: Thank you for using the tool. Feel free to raise further queries anytime or you can log on to  </w:t>
       </w:r>
-      <w:hyperlink r:id="rId12">
+      <w:hyperlink r:id="rId13">
         <w:r>
           <w:rPr>
             <w:b w:val="1"/>
@@ -2298,7 +2330,7 @@
 </file>
 
 <file path=word/numbering.xml><?xml version="1.0" encoding="utf-8"?>
-<w:numbering xmlns:mc="http://schemas.openxmlformats.org/markup-compatibility/2006" xmlns:o="urn:schemas-microsoft-com:office:office" xmlns:r="http://schemas.openxmlformats.org/officeDocument/2006/relationships" xmlns:m="http://schemas.openxmlformats.org/officeDocument/2006/math" xmlns:v="urn:schemas-microsoft-com:vml" xmlns:wp="http://schemas.openxmlformats.org/drawingml/2006/wordprocessingDrawing" xmlns:w10="urn:schemas-microsoft-com:office:word" xmlns:w="http://schemas.openxmlformats.org/wordprocessingml/2006/main" xmlns:wne="http://schemas.microsoft.com/office/word/2006/wordml" xmlns:sl="http://schemas.openxmlformats.org/schemaLibrary/2006/main" xmlns:a="http://schemas.openxmlformats.org/drawingml/2006/main" xmlns:pic="http://schemas.openxmlformats.org/drawingml/2006/picture" xmlns:c="http://schemas.openxmlformats.org/drawingml/2006/chart" xmlns:lc="http://schemas.openxmlformats.org/drawingml/2006/lockedCanvas" xmlns:dgm="http://schemas.openxmlformats.org/drawingml/2006/diagram" xmlns:wps="http://schemas.microsoft.com/office/word/2010/wordprocessingShape" xmlns:wpg="http://schemas.microsoft.com/office/word/2010/wordprocessingGroup" xmlns:w14="http://schemas.microsoft.com/office/word/2010/wordml" xmlns:w15="http://schemas.microsoft.com/office/word/2012/wordml">
+<w:numbering xmlns:mc="http://schemas.openxmlformats.org/markup-compatibility/2006" xmlns:o="urn:schemas-microsoft-com:office:office" xmlns:r="http://schemas.openxmlformats.org/officeDocument/2006/relationships" xmlns:m="http://schemas.openxmlformats.org/officeDocument/2006/math" xmlns:v="urn:schemas-microsoft-com:vml" xmlns:wp="http://schemas.openxmlformats.org/drawingml/2006/wordprocessingDrawing" xmlns:w10="urn:schemas-microsoft-com:office:word" xmlns:w="http://schemas.openxmlformats.org/wordprocessingml/2006/main" xmlns:wne="http://schemas.microsoft.com/office/word/2006/wordml" xmlns:sl="http://schemas.openxmlformats.org/schemaLibrary/2006/main" xmlns:a="http://schemas.openxmlformats.org/drawingml/2006/main" xmlns:pic="http://schemas.openxmlformats.org/drawingml/2006/picture" xmlns:c="http://schemas.openxmlformats.org/drawingml/2006/chart" xmlns:lc="http://schemas.openxmlformats.org/drawingml/2006/lockedCanvas" xmlns:dgm="http://schemas.openxmlformats.org/drawingml/2006/diagram" xmlns:wps="http://schemas.microsoft.com/office/word/2010/wordprocessingShape" xmlns:wpg="http://schemas.microsoft.com/office/word/2010/wordprocessingGroup" xmlns:w14="http://schemas.microsoft.com/office/word/2010/wordml" xmlns:w15="http://schemas.microsoft.com/office/word/2012/wordml" xmlns:w16="http://schemas.microsoft.com/office/word/2018/wordml" xmlns:w16cex="http://schemas.microsoft.com/office/word/2018/wordml/cex" xmlns:w16cid="http://schemas.microsoft.com/office/word/2016/wordml/cid" xmlns="http://schemas.microsoft.com/office/tasks/2019/documenttasks" xmlns:cr="http://schemas.microsoft.com/office/comments/2020/reactions">
   <w:abstractNum w:abstractNumId="1">
     <w:lvl w:ilvl="0">
       <w:start w:val="1"/>
@@ -2398,7 +2430,7 @@
 </file>
 
 <file path=word/styles.xml><?xml version="1.0" encoding="utf-8"?>
-<w:styles xmlns:mc="http://schemas.openxmlformats.org/markup-compatibility/2006" xmlns:o="urn:schemas-microsoft-com:office:office" xmlns:r="http://schemas.openxmlformats.org/officeDocument/2006/relationships" xmlns:m="http://schemas.openxmlformats.org/officeDocument/2006/math" xmlns:v="urn:schemas-microsoft-com:vml" xmlns:wp="http://schemas.openxmlformats.org/drawingml/2006/wordprocessingDrawing" xmlns:w10="urn:schemas-microsoft-com:office:word" xmlns:w="http://schemas.openxmlformats.org/wordprocessingml/2006/main" xmlns:wne="http://schemas.microsoft.com/office/word/2006/wordml" xmlns:sl="http://schemas.openxmlformats.org/schemaLibrary/2006/main" xmlns:a="http://schemas.openxmlformats.org/drawingml/2006/main" xmlns:pic="http://schemas.openxmlformats.org/drawingml/2006/picture" xmlns:c="http://schemas.openxmlformats.org/drawingml/2006/chart" xmlns:lc="http://schemas.openxmlformats.org/drawingml/2006/lockedCanvas" xmlns:dgm="http://schemas.openxmlformats.org/drawingml/2006/diagram" xmlns:wps="http://schemas.microsoft.com/office/word/2010/wordprocessingShape" xmlns:wpg="http://schemas.microsoft.com/office/word/2010/wordprocessingGroup" xmlns:w14="http://schemas.microsoft.com/office/word/2010/wordml" xmlns:w15="http://schemas.microsoft.com/office/word/2012/wordml">
+<w:styles xmlns:mc="http://schemas.openxmlformats.org/markup-compatibility/2006" xmlns:o="urn:schemas-microsoft-com:office:office" xmlns:r="http://schemas.openxmlformats.org/officeDocument/2006/relationships" xmlns:m="http://schemas.openxmlformats.org/officeDocument/2006/math" xmlns:v="urn:schemas-microsoft-com:vml" xmlns:wp="http://schemas.openxmlformats.org/drawingml/2006/wordprocessingDrawing" xmlns:w10="urn:schemas-microsoft-com:office:word" xmlns:w="http://schemas.openxmlformats.org/wordprocessingml/2006/main" xmlns:wne="http://schemas.microsoft.com/office/word/2006/wordml" xmlns:sl="http://schemas.openxmlformats.org/schemaLibrary/2006/main" xmlns:a="http://schemas.openxmlformats.org/drawingml/2006/main" xmlns:pic="http://schemas.openxmlformats.org/drawingml/2006/picture" xmlns:c="http://schemas.openxmlformats.org/drawingml/2006/chart" xmlns:lc="http://schemas.openxmlformats.org/drawingml/2006/lockedCanvas" xmlns:dgm="http://schemas.openxmlformats.org/drawingml/2006/diagram" xmlns:wps="http://schemas.microsoft.com/office/word/2010/wordprocessingShape" xmlns:wpg="http://schemas.microsoft.com/office/word/2010/wordprocessingGroup" xmlns:w14="http://schemas.microsoft.com/office/word/2010/wordml" xmlns:w15="http://schemas.microsoft.com/office/word/2012/wordml" xmlns:w16="http://schemas.microsoft.com/office/word/2018/wordml" xmlns:w16cex="http://schemas.microsoft.com/office/word/2018/wordml/cex" xmlns:w16cid="http://schemas.microsoft.com/office/word/2016/wordml/cid" xmlns="http://schemas.microsoft.com/office/tasks/2019/documenttasks" xmlns:cr="http://schemas.microsoft.com/office/comments/2020/reactions">
   <w:docDefaults>
     <w:rPrDefault>
       <w:rPr>
@@ -2418,7 +2450,7 @@
     <w:name w:val="normal"/>
   </w:style>
   <w:style w:type="table" w:styleId="TableNormal" w:default="1">
-    <w:name w:val="Table Normal"/>
+    <w:name w:val="TableNormal"/>
   </w:style>
   <w:style w:type="paragraph" w:styleId="Heading1">
     <w:name w:val="heading 1"/>
